--- a/Working Principle.docx
+++ b/Working Principle.docx
@@ -1,6 +1,6 @@
 
 <file path=word/document.xml><?xml version="1.0" encoding="utf-8"?>
-<w:document xmlns:wpc="http://schemas.microsoft.com/office/word/2010/wordprocessingCanvas" xmlns:cx="http://schemas.microsoft.com/office/drawing/2014/chartex" xmlns:cx1="http://schemas.microsoft.com/office/drawing/2015/9/8/chartex" xmlns:cx2="http://schemas.microsoft.com/office/drawing/2015/10/21/chartex" xmlns:cx3="http://schemas.microsoft.com/office/drawing/2016/5/9/chartex" xmlns:cx4="http://schemas.microsoft.com/office/drawing/2016/5/10/chartex" xmlns:cx5="http://schemas.microsoft.com/office/drawing/2016/5/11/chartex" xmlns:cx6="http://schemas.microsoft.com/office/drawing/2016/5/12/chartex" xmlns:cx7="http://schemas.microsoft.com/office/drawing/2016/5/13/chartex" xmlns:cx8="http://schemas.microsoft.com/office/drawing/2016/5/14/chartex" xmlns:mc="http://schemas.openxmlformats.org/markup-compatibility/2006" xmlns:aink="http://schemas.microsoft.com/office/drawing/2016/ink" xmlns:am3d="http://schemas.microsoft.com/office/drawing/2017/model3d" xmlns:o="urn:schemas-microsoft-com:office:office" xmlns:oel="http://schemas.microsoft.com/office/2019/extlst" xmlns:r="http://schemas.openxmlformats.org/officeDocument/2006/relationships" xmlns:m="http://schemas.openxmlformats.org/officeDocument/2006/math" xmlns:v="urn:schemas-microsoft-com:vml" xmlns:wp14="http://schemas.microsoft.com/office/word/2010/wordprocessingDrawing" xmlns:wp="http://schemas.openxmlformats.org/drawingml/2006/wordprocessingDrawing" xmlns:w10="urn:schemas-microsoft-com:office:word" xmlns:w="http://schemas.openxmlformats.org/wordprocessingml/2006/main" xmlns:w14="http://schemas.microsoft.com/office/word/2010/wordml" xmlns:w15="http://schemas.microsoft.com/office/word/2012/wordml" xmlns:w16cex="http://schemas.microsoft.com/office/word/2018/wordml/cex" xmlns:w16cid="http://schemas.microsoft.com/office/word/2016/wordml/cid" xmlns:w16="http://schemas.microsoft.com/office/word/2018/wordml" xmlns:w16du="http://schemas.microsoft.com/office/word/2023/wordml/word16du" xmlns:w16sdtdh="http://schemas.microsoft.com/office/word/2020/wordml/sdtdatahash" xmlns:w16sdtfl="http://schemas.microsoft.com/office/word/2024/wordml/sdtformatlock" xmlns:w16se="http://schemas.microsoft.com/office/word/2015/wordml/symex" xmlns:wpg="http://schemas.microsoft.com/office/word/2010/wordprocessingGroup" xmlns:wpi="http://schemas.microsoft.com/office/word/2010/wordprocessingInk" xmlns:wne="http://schemas.microsoft.com/office/word/2006/wordml" xmlns:wps="http://schemas.microsoft.com/office/word/2010/wordprocessingShape" mc:Ignorable="w14 w15 w16se w16cid w16 w16cex w16sdtdh w16sdtfl w16du wp14">
+<w:document xmlns:wpc="http://schemas.microsoft.com/office/word/2010/wordprocessingCanvas" xmlns:cx="http://schemas.microsoft.com/office/drawing/2014/chartex" xmlns:cx1="http://schemas.microsoft.com/office/drawing/2015/9/8/chartex" xmlns:cx2="http://schemas.microsoft.com/office/drawing/2015/10/21/chartex" xmlns:cx3="http://schemas.microsoft.com/office/drawing/2016/5/9/chartex" xmlns:cx4="http://schemas.microsoft.com/office/drawing/2016/5/10/chartex" xmlns:cx5="http://schemas.microsoft.com/office/drawing/2016/5/11/chartex" xmlns:cx6="http://schemas.microsoft.com/office/drawing/2016/5/12/chartex" xmlns:cx7="http://schemas.microsoft.com/office/drawing/2016/5/13/chartex" xmlns:cx8="http://schemas.microsoft.com/office/drawing/2016/5/14/chartex" xmlns:mc="http://schemas.openxmlformats.org/markup-compatibility/2006" xmlns:aink="http://schemas.microsoft.com/office/drawing/2016/ink" xmlns:am3d="http://schemas.microsoft.com/office/drawing/2017/model3d" xmlns:o="urn:schemas-microsoft-com:office:office" xmlns:oel="http://schemas.microsoft.com/office/2019/extlst" xmlns:r="http://schemas.openxmlformats.org/officeDocument/2006/relationships" xmlns:m="http://schemas.openxmlformats.org/officeDocument/2006/math" xmlns:v="urn:schemas-microsoft-com:vml" xmlns:wp14="http://schemas.microsoft.com/office/word/2010/wordprocessingDrawing" xmlns:wp="http://schemas.openxmlformats.org/drawingml/2006/wordprocessingDrawing" xmlns:w10="urn:schemas-microsoft-com:office:word" xmlns:w="http://schemas.openxmlformats.org/wordprocessingml/2006/main" xmlns:w14="http://schemas.microsoft.com/office/word/2010/wordml" xmlns:w15="http://schemas.microsoft.com/office/word/2012/wordml" xmlns:w16cei="http://schemas.microsoft.com/office/word/2026/wordml/cei" xmlns:w16cex="http://schemas.microsoft.com/office/word/2018/wordml/cex" xmlns:w16cid="http://schemas.microsoft.com/office/word/2016/wordml/cid" xmlns:w16="http://schemas.microsoft.com/office/word/2018/wordml" xmlns:w16du="http://schemas.microsoft.com/office/word/2023/wordml/word16du" xmlns:w16sdtdh="http://schemas.microsoft.com/office/word/2020/wordml/sdtdatahash" xmlns:w16sdtfl="http://schemas.microsoft.com/office/word/2024/wordml/sdtformatlock" xmlns:w16se="http://schemas.microsoft.com/office/word/2015/wordml/symex" xmlns:wpg="http://schemas.microsoft.com/office/word/2010/wordprocessingGroup" xmlns:wpi="http://schemas.microsoft.com/office/word/2010/wordprocessingInk" xmlns:wne="http://schemas.microsoft.com/office/word/2006/wordml" xmlns:wps="http://schemas.microsoft.com/office/word/2010/wordprocessingShape" mc:Ignorable="w14 w15 w16se w16cid w16 w16cex w16sdtdh w16sdtfl w16du wp14">
   <w:body>
     <w:p>
       <w:pPr>
@@ -33,7 +33,23 @@
           <w:sz w:val="36"/>
           <w:szCs w:val="36"/>
         </w:rPr>
-        <w:t>The NodeMCU continuously reads data from the connected sensors.</w:t>
+        <w:t xml:space="preserve">The </w:t>
+      </w:r>
+      <w:proofErr w:type="spellStart"/>
+      <w:r>
+        <w:rPr>
+          <w:sz w:val="36"/>
+          <w:szCs w:val="36"/>
+        </w:rPr>
+        <w:t>NodeMCU</w:t>
+      </w:r>
+      <w:proofErr w:type="spellEnd"/>
+      <w:r>
+        <w:rPr>
+          <w:sz w:val="36"/>
+          <w:szCs w:val="36"/>
+        </w:rPr>
+        <w:t xml:space="preserve"> continuously reads data from the connected sensors.</w:t>
       </w:r>
     </w:p>
     <w:p>
@@ -79,7 +95,7 @@
           <w:szCs w:val="36"/>
         </w:rPr>
         <w:pict w14:anchorId="7074A77D">
-          <v:rect id="_x0000_i1281" style="width:0;height:1.5pt" o:hralign="center" o:hrstd="t" o:hr="t" fillcolor="#a0a0a0" stroked="f"/>
+          <v:rect id="_x0000_i1025" style="width:0;height:1.5pt" o:hralign="center" o:hrstd="t" o:hr="t" fillcolor="#a0a0a0" stroked="f"/>
         </w:pict>
       </w:r>
     </w:p>
@@ -219,7 +235,7 @@
           <w:szCs w:val="36"/>
         </w:rPr>
         <w:pict w14:anchorId="464A50BC">
-          <v:rect id="_x0000_i1282" style="width:0;height:1.5pt" o:hralign="center" o:hrstd="t" o:hr="t" fillcolor="#a0a0a0" stroked="f"/>
+          <v:rect id="_x0000_i1026" style="width:0;height:1.5pt" o:hralign="center" o:hrstd="t" o:hr="t" fillcolor="#a0a0a0" stroked="f"/>
         </w:pict>
       </w:r>
     </w:p>
@@ -347,7 +363,7 @@
           <w:szCs w:val="36"/>
         </w:rPr>
         <w:pict w14:anchorId="2C080C8C">
-          <v:rect id="_x0000_i1283" style="width:0;height:1.5pt" o:hralign="center" o:hrstd="t" o:hr="t" fillcolor="#a0a0a0" stroked="f"/>
+          <v:rect id="_x0000_i1027" style="width:0;height:1.5pt" o:hralign="center" o:hrstd="t" o:hr="t" fillcolor="#a0a0a0" stroked="f"/>
         </w:pict>
       </w:r>
     </w:p>
@@ -443,7 +459,7 @@
           <w:szCs w:val="36"/>
         </w:rPr>
         <w:pict w14:anchorId="4BD61EF1">
-          <v:rect id="_x0000_i1284" style="width:0;height:1.5pt" o:hralign="center" o:hrstd="t" o:hr="t" fillcolor="#a0a0a0" stroked="f"/>
+          <v:rect id="_x0000_i1028" style="width:0;height:1.5pt" o:hralign="center" o:hrstd="t" o:hr="t" fillcolor="#a0a0a0" stroked="f"/>
         </w:pict>
       </w:r>
     </w:p>
@@ -603,7 +619,23 @@
           <w:sz w:val="36"/>
           <w:szCs w:val="36"/>
         </w:rPr>
-        <w:t>A NodeMCU cannot safely control a two-wire DC motor directly because it requires higher current and a dedicated driver circuit.</w:t>
+        <w:t xml:space="preserve">A </w:t>
+      </w:r>
+      <w:proofErr w:type="spellStart"/>
+      <w:r>
+        <w:rPr>
+          <w:sz w:val="36"/>
+          <w:szCs w:val="36"/>
+        </w:rPr>
+        <w:t>NodeMCU</w:t>
+      </w:r>
+      <w:proofErr w:type="spellEnd"/>
+      <w:r>
+        <w:rPr>
+          <w:sz w:val="36"/>
+          <w:szCs w:val="36"/>
+        </w:rPr>
+        <w:t xml:space="preserve"> cannot safely control a two-wire DC motor directly because it requires higher current and a dedicated driver circuit.</w:t>
       </w:r>
     </w:p>
     <w:p>
@@ -634,7 +666,7 @@
           <w:szCs w:val="36"/>
         </w:rPr>
         <w:pict w14:anchorId="706DD359">
-          <v:rect id="_x0000_i1285" style="width:0;height:1.5pt" o:hralign="center" o:hrstd="t" o:hr="t" fillcolor="#a0a0a0" stroked="f"/>
+          <v:rect id="_x0000_i1029" style="width:0;height:1.5pt" o:hralign="center" o:hrstd="t" o:hr="t" fillcolor="#a0a0a0" stroked="f"/>
         </w:pict>
       </w:r>
     </w:p>
@@ -800,72 +832,7 @@
           <w:szCs w:val="36"/>
         </w:rPr>
         <w:pict w14:anchorId="4051E854">
-          <v:rect id="_x0000_i1286" style="width:0;height:1.5pt" o:hralign="center" o:hrstd="t" o:hr="t" fillcolor="#a0a0a0" stroked="f"/>
-        </w:pict>
-      </w:r>
-    </w:p>
-    <w:p>
-      <w:pPr>
-        <w:rPr>
-          <w:b/>
-          <w:bCs/>
-          <w:sz w:val="36"/>
-          <w:szCs w:val="36"/>
-        </w:rPr>
-      </w:pPr>
-      <w:r>
-        <w:rPr>
-          <w:b/>
-          <w:bCs/>
-          <w:sz w:val="36"/>
-          <w:szCs w:val="36"/>
-        </w:rPr>
-        <w:t>Challenges Faced</w:t>
-      </w:r>
-    </w:p>
-    <w:p>
-      <w:pPr>
-        <w:rPr>
-          <w:sz w:val="36"/>
-          <w:szCs w:val="36"/>
-        </w:rPr>
-      </w:pPr>
-      <w:r>
-        <w:rPr>
-          <w:sz w:val="36"/>
-          <w:szCs w:val="36"/>
-        </w:rPr>
-        <w:t>During this project, I faced several practical challenges</w:t>
-      </w:r>
-      <w:r>
-        <w:rPr>
-          <w:sz w:val="36"/>
-          <w:szCs w:val="36"/>
-        </w:rPr>
-        <w:t xml:space="preserve"> but with </w:t>
-      </w:r>
-      <w:r>
-        <w:rPr>
-          <w:sz w:val="36"/>
-          <w:szCs w:val="36"/>
-        </w:rPr>
-        <w:t xml:space="preserve">me and my friend worked alongside and supported each other to overcome the challenges and it took almost 18 hours to build it. </w:t>
-      </w:r>
-    </w:p>
-    <w:p>
-      <w:pPr>
-        <w:rPr>
-          <w:sz w:val="36"/>
-          <w:szCs w:val="36"/>
-        </w:rPr>
-      </w:pPr>
-      <w:r>
-        <w:rPr>
-          <w:sz w:val="36"/>
-          <w:szCs w:val="36"/>
-        </w:rPr>
-        <w:pict w14:anchorId="214AC70B">
-          <v:rect id="_x0000_i1287" style="width:0;height:1.5pt" o:hralign="center" o:hrstd="t" o:hr="t" fillcolor="#a0a0a0" stroked="f"/>
+          <v:rect id="_x0000_i1030" style="width:0;height:1.5pt" o:hralign="center" o:hrstd="t" o:hr="t" fillcolor="#a0a0a0" stroked="f"/>
         </w:pict>
       </w:r>
     </w:p>
@@ -1029,7 +996,6 @@
           <w:sz w:val="36"/>
           <w:szCs w:val="36"/>
         </w:rPr>
-        <w:lastRenderedPageBreak/>
         <w:t xml:space="preserve">Implement smart door control logic. </w:t>
       </w:r>
     </w:p>
@@ -1061,97 +1027,9 @@
           <w:szCs w:val="36"/>
         </w:rPr>
         <w:pict w14:anchorId="4CC2B362">
-          <v:rect id="_x0000_i1288" style="width:0;height:1.5pt" o:hralign="center" o:hrstd="t" o:hr="t" fillcolor="#a0a0a0" stroked="f"/>
+          <v:rect id="_x0000_i1032" style="width:0;height:1.5pt" o:hralign="center" o:hrstd="t" o:hr="t" fillcolor="#a0a0a0" stroked="f"/>
         </w:pict>
       </w:r>
-    </w:p>
-    <w:p>
-      <w:pPr>
-        <w:rPr>
-          <w:b/>
-          <w:bCs/>
-          <w:sz w:val="36"/>
-          <w:szCs w:val="36"/>
-        </w:rPr>
-      </w:pPr>
-      <w:r>
-        <w:rPr>
-          <w:b/>
-          <w:bCs/>
-          <w:sz w:val="36"/>
-          <w:szCs w:val="36"/>
-        </w:rPr>
-        <w:t>Conclusion</w:t>
-      </w:r>
-    </w:p>
-    <w:p>
-      <w:pPr>
-        <w:rPr>
-          <w:sz w:val="36"/>
-          <w:szCs w:val="36"/>
-        </w:rPr>
-      </w:pPr>
-      <w:r>
-        <w:rPr>
-          <w:sz w:val="36"/>
-          <w:szCs w:val="36"/>
-        </w:rPr>
-        <w:t>This project has helped me improve my understanding of embedded systems, sensor interfacing, hardware troubleshooting, and embedded programming.</w:t>
-      </w:r>
-    </w:p>
-    <w:p>
-      <w:pPr>
-        <w:rPr>
-          <w:sz w:val="36"/>
-          <w:szCs w:val="36"/>
-        </w:rPr>
-      </w:pPr>
-      <w:r>
-        <w:rPr>
-          <w:sz w:val="36"/>
-          <w:szCs w:val="36"/>
-        </w:rPr>
-        <w:t xml:space="preserve">I sincerely thank </w:t>
-      </w:r>
-      <w:r>
-        <w:rPr>
-          <w:b/>
-          <w:bCs/>
-          <w:sz w:val="36"/>
-          <w:szCs w:val="36"/>
-        </w:rPr>
-        <w:t>LaunchED Global</w:t>
-      </w:r>
-      <w:r>
-        <w:rPr>
-          <w:sz w:val="36"/>
-          <w:szCs w:val="36"/>
-        </w:rPr>
-        <w:t xml:space="preserve"> for providing me with this valuable learning opportunity and practical exposure to IoT and Robotics.</w:t>
-      </w:r>
-    </w:p>
-    <w:p>
-      <w:pPr>
-        <w:rPr>
-          <w:sz w:val="36"/>
-          <w:szCs w:val="36"/>
-        </w:rPr>
-      </w:pPr>
-      <w:r>
-        <w:rPr>
-          <w:sz w:val="36"/>
-          <w:szCs w:val="36"/>
-        </w:rPr>
-        <w:t>Thank you for watching my project demonstration.</w:t>
-      </w:r>
-    </w:p>
-    <w:p>
-      <w:pPr>
-        <w:rPr>
-          <w:sz w:val="36"/>
-          <w:szCs w:val="36"/>
-        </w:rPr>
-      </w:pPr>
     </w:p>
     <w:sectPr>
       <w:pgSz w:w="11906" w:h="16838"/>
@@ -1164,7 +1042,7 @@
 </file>
 
 <file path=word/numbering.xml><?xml version="1.0" encoding="utf-8"?>
-<w:numbering xmlns:wpc="http://schemas.microsoft.com/office/word/2010/wordprocessingCanvas" xmlns:cx="http://schemas.microsoft.com/office/drawing/2014/chartex" xmlns:cx1="http://schemas.microsoft.com/office/drawing/2015/9/8/chartex" xmlns:cx2="http://schemas.microsoft.com/office/drawing/2015/10/21/chartex" xmlns:cx3="http://schemas.microsoft.com/office/drawing/2016/5/9/chartex" xmlns:cx4="http://schemas.microsoft.com/office/drawing/2016/5/10/chartex" xmlns:cx5="http://schemas.microsoft.com/office/drawing/2016/5/11/chartex" xmlns:cx6="http://schemas.microsoft.com/office/drawing/2016/5/12/chartex" xmlns:cx7="http://schemas.microsoft.com/office/drawing/2016/5/13/chartex" xmlns:cx8="http://schemas.microsoft.com/office/drawing/2016/5/14/chartex" xmlns:mc="http://schemas.openxmlformats.org/markup-compatibility/2006" xmlns:aink="http://schemas.microsoft.com/office/drawing/2016/ink" xmlns:am3d="http://schemas.microsoft.com/office/drawing/2017/model3d" xmlns:o="urn:schemas-microsoft-com:office:office" xmlns:oel="http://schemas.microsoft.com/office/2019/extlst" xmlns:r="http://schemas.openxmlformats.org/officeDocument/2006/relationships" xmlns:m="http://schemas.openxmlformats.org/officeDocument/2006/math" xmlns:v="urn:schemas-microsoft-com:vml" xmlns:wp14="http://schemas.microsoft.com/office/word/2010/wordprocessingDrawing" xmlns:wp="http://schemas.openxmlformats.org/drawingml/2006/wordprocessingDrawing" xmlns:w10="urn:schemas-microsoft-com:office:word" xmlns:w="http://schemas.openxmlformats.org/wordprocessingml/2006/main" xmlns:w14="http://schemas.microsoft.com/office/word/2010/wordml" xmlns:w15="http://schemas.microsoft.com/office/word/2012/wordml" xmlns:w16cex="http://schemas.microsoft.com/office/word/2018/wordml/cex" xmlns:w16cid="http://schemas.microsoft.com/office/word/2016/wordml/cid" xmlns:w16="http://schemas.microsoft.com/office/word/2018/wordml" xmlns:w16du="http://schemas.microsoft.com/office/word/2023/wordml/word16du" xmlns:w16sdtdh="http://schemas.microsoft.com/office/word/2020/wordml/sdtdatahash" xmlns:w16sdtfl="http://schemas.microsoft.com/office/word/2024/wordml/sdtformatlock" xmlns:w16se="http://schemas.microsoft.com/office/word/2015/wordml/symex" xmlns:wpg="http://schemas.microsoft.com/office/word/2010/wordprocessingGroup" xmlns:wpi="http://schemas.microsoft.com/office/word/2010/wordprocessingInk" xmlns:wne="http://schemas.microsoft.com/office/word/2006/wordml" xmlns:wps="http://schemas.microsoft.com/office/word/2010/wordprocessingShape" mc:Ignorable="w14 w15 w16se w16cid w16 w16cex w16sdtdh w16sdtfl w16du wp14">
+<w:numbering xmlns:wpc="http://schemas.microsoft.com/office/word/2010/wordprocessingCanvas" xmlns:cx="http://schemas.microsoft.com/office/drawing/2014/chartex" xmlns:cx1="http://schemas.microsoft.com/office/drawing/2015/9/8/chartex" xmlns:cx2="http://schemas.microsoft.com/office/drawing/2015/10/21/chartex" xmlns:cx3="http://schemas.microsoft.com/office/drawing/2016/5/9/chartex" xmlns:cx4="http://schemas.microsoft.com/office/drawing/2016/5/10/chartex" xmlns:cx5="http://schemas.microsoft.com/office/drawing/2016/5/11/chartex" xmlns:cx6="http://schemas.microsoft.com/office/drawing/2016/5/12/chartex" xmlns:cx7="http://schemas.microsoft.com/office/drawing/2016/5/13/chartex" xmlns:cx8="http://schemas.microsoft.com/office/drawing/2016/5/14/chartex" xmlns:mc="http://schemas.openxmlformats.org/markup-compatibility/2006" xmlns:aink="http://schemas.microsoft.com/office/drawing/2016/ink" xmlns:am3d="http://schemas.microsoft.com/office/drawing/2017/model3d" xmlns:o="urn:schemas-microsoft-com:office:office" xmlns:oel="http://schemas.microsoft.com/office/2019/extlst" xmlns:r="http://schemas.openxmlformats.org/officeDocument/2006/relationships" xmlns:m="http://schemas.openxmlformats.org/officeDocument/2006/math" xmlns:v="urn:schemas-microsoft-com:vml" xmlns:wp14="http://schemas.microsoft.com/office/word/2010/wordprocessingDrawing" xmlns:wp="http://schemas.openxmlformats.org/drawingml/2006/wordprocessingDrawing" xmlns:w10="urn:schemas-microsoft-com:office:word" xmlns:w="http://schemas.openxmlformats.org/wordprocessingml/2006/main" xmlns:w14="http://schemas.microsoft.com/office/word/2010/wordml" xmlns:w15="http://schemas.microsoft.com/office/word/2012/wordml" xmlns:w16cei="http://schemas.microsoft.com/office/word/2026/wordml/cei" xmlns:w16cex="http://schemas.microsoft.com/office/word/2018/wordml/cex" xmlns:w16cid="http://schemas.microsoft.com/office/word/2016/wordml/cid" xmlns:w16="http://schemas.microsoft.com/office/word/2018/wordml" xmlns:w16du="http://schemas.microsoft.com/office/word/2023/wordml/word16du" xmlns:w16sdtdh="http://schemas.microsoft.com/office/word/2020/wordml/sdtdatahash" xmlns:w16sdtfl="http://schemas.microsoft.com/office/word/2024/wordml/sdtformatlock" xmlns:w16se="http://schemas.microsoft.com/office/word/2015/wordml/symex" xmlns:wpg="http://schemas.microsoft.com/office/word/2010/wordprocessingGroup" xmlns:wpi="http://schemas.microsoft.com/office/word/2010/wordprocessingInk" xmlns:wne="http://schemas.microsoft.com/office/word/2006/wordml" xmlns:wps="http://schemas.microsoft.com/office/word/2010/wordprocessingShape" mc:Ignorable="w14 w15 w16se w16cid w16 w16cex w16sdtdh w16sdtfl w16du wp14">
   <w:abstractNum w:abstractNumId="0" w15:restartNumberingAfterBreak="0">
     <w:nsid w:val="0DCB5CF0"/>
     <w:multiLevelType w:val="multilevel"/>
@@ -2835,6 +2713,7 @@
   <w:style w:type="character" w:default="1" w:styleId="DefaultParagraphFont">
     <w:name w:val="Default Paragraph Font"/>
     <w:uiPriority w:val="1"/>
+    <w:semiHidden/>
     <w:unhideWhenUsed/>
   </w:style>
   <w:style w:type="table" w:default="1" w:styleId="TableNormal">
